--- a/docs/features/Status_Summary.docx
+++ b/docs/features/Status_Summary.docx
@@ -2,13 +2,522 @@
 <file path=word/document.xml><?xml version="1.0" encoding="utf-8"?>
 <w:document xmlns:w="http://schemas.openxmlformats.org/wordprocessingml/2006/main" xmlns:m="http://schemas.openxmlformats.org/officeDocument/2006/math" xmlns:r="http://schemas.openxmlformats.org/officeDocument/2006/relationships" xmlns:o="urn:schemas-microsoft-com:office:office" xmlns:v="urn:schemas-microsoft-com:vml" xmlns:w10="urn:schemas-microsoft-com:office:word" xmlns:a="http://schemas.openxmlformats.org/drawingml/2006/main" xmlns:pic="http://schemas.openxmlformats.org/drawingml/2006/picture" xmlns:wp="http://schemas.openxmlformats.org/drawingml/2006/wordprocessingDrawing">
   <w:body>
-    <w:bookmarkStart w:id="10" w:name="helixcode-feature-status--summary"/>
+    <w:bookmarkStart w:id="14" w:name="helixcode-feature-status-summary"/>
     <w:p>
       <w:pPr>
         <w:pStyle w:val="Heading1"/>
       </w:pPr>
       <w:r>
         <w:t xml:space="preserve">HelixCode Feature Status — Summary</w:t>
+      </w:r>
+    </w:p>
+    <w:tbl>
+      <w:tblPr>
+        <w:tblStyle w:val="Table"/>
+        <w:tblW w:type="auto" w:w="0"/>
+        <w:tblLook w:firstRow="0" w:lastRow="0" w:firstColumn="0" w:lastColumn="0" w:noHBand="0" w:noVBand="0" w:val="0000"/>
+      </w:tblPr>
+      <w:tblGrid>
+        <w:gridCol w:w="3960"/>
+        <w:gridCol w:w="3960"/>
+      </w:tblGrid>
+      <w:tr>
+        <w:tc>
+          <w:tcPr/>
+          <w:p>
+            <w:pPr>
+              <w:pStyle w:val="Compact"/>
+            </w:pPr>
+            <w:r>
+              <w:t xml:space="preserve">Revision</w:t>
+            </w:r>
+          </w:p>
+        </w:tc>
+        <w:tc>
+          <w:tcPr/>
+          <w:p>
+            <w:pPr>
+              <w:pStyle w:val="Compact"/>
+            </w:pPr>
+            <w:r>
+              <w:t xml:space="preserve">3</w:t>
+            </w:r>
+          </w:p>
+        </w:tc>
+      </w:tr>
+      <w:tr>
+        <w:tc>
+          <w:tcPr/>
+          <w:p>
+            <w:pPr>
+              <w:pStyle w:val="Compact"/>
+            </w:pPr>
+            <w:r>
+              <w:t xml:space="preserve">Created</w:t>
+            </w:r>
+          </w:p>
+        </w:tc>
+        <w:tc>
+          <w:tcPr/>
+          <w:p>
+            <w:pPr>
+              <w:pStyle w:val="Compact"/>
+            </w:pPr>
+            <w:r>
+              <w:t xml:space="preserve">2026-06-15</w:t>
+            </w:r>
+          </w:p>
+        </w:tc>
+      </w:tr>
+      <w:tr>
+        <w:tc>
+          <w:tcPr/>
+          <w:p>
+            <w:pPr>
+              <w:pStyle w:val="Compact"/>
+            </w:pPr>
+            <w:r>
+              <w:t xml:space="preserve">Last modified</w:t>
+            </w:r>
+          </w:p>
+        </w:tc>
+        <w:tc>
+          <w:tcPr/>
+          <w:p>
+            <w:pPr>
+              <w:pStyle w:val="Compact"/>
+            </w:pPr>
+            <w:r>
+              <w:t xml:space="preserve">2026-06-16</w:t>
+            </w:r>
+          </w:p>
+        </w:tc>
+      </w:tr>
+      <w:tr>
+        <w:tc>
+          <w:tcPr/>
+          <w:p>
+            <w:pPr>
+              <w:pStyle w:val="Compact"/>
+            </w:pPr>
+            <w:r>
+              <w:t xml:space="preserve">Status</w:t>
+            </w:r>
+          </w:p>
+        </w:tc>
+        <w:tc>
+          <w:tcPr/>
+          <w:p>
+            <w:pPr>
+              <w:pStyle w:val="Compact"/>
+            </w:pPr>
+            <w:r>
+              <w:t xml:space="preserve">active (rev6 completeness gap-pass)</w:t>
+            </w:r>
+          </w:p>
+        </w:tc>
+      </w:tr>
+      <w:tr>
+        <w:tc>
+          <w:tcPr/>
+          <w:p>
+            <w:pPr>
+              <w:pStyle w:val="Compact"/>
+            </w:pPr>
+            <w:r>
+              <w:t xml:space="preserve">Status detail</w:t>
+            </w:r>
+          </w:p>
+        </w:tc>
+        <w:tc>
+          <w:tcPr/>
+          <w:p>
+            <w:pPr>
+              <w:pStyle w:val="Compact"/>
+            </w:pPr>
+            <w:r>
+              <w:t xml:space="preserve">docs/features/Status.md</w:t>
+            </w:r>
+          </w:p>
+        </w:tc>
+      </w:tr>
+    </w:tbl>
+    <w:p>
+      <w:pPr>
+        <w:pStyle w:val="BodyText"/>
+      </w:pPr>
+      <w:r>
+        <w:t xml:space="preserve">Authoritative rollup of</w:t>
+      </w:r>
+      <w:r>
+        <w:t xml:space="preserve"> </w:t>
+      </w:r>
+      <w:r>
+        <w:rPr>
+          <w:rStyle w:val="VerbatimChar"/>
+        </w:rPr>
+        <w:t xml:space="preserve">docs/features/Status.md</w:t>
+      </w:r>
+      <w:r>
+        <w:t xml:space="preserve">. Anti-bluff (CONST-035 /</w:t>
+      </w:r>
+      <w:r>
+        <w:t xml:space="preserve"> </w:t>
+      </w:r>
+      <w:r>
+        <w:t xml:space="preserve">§11.4.83 / §11.4.107): the video-confirmed count rises ONLY as real analyzed</w:t>
+      </w:r>
+      <w:r>
+        <w:t xml:space="preserve"> </w:t>
+      </w:r>
+      <w:r>
+        <w:t xml:space="preserve">recordings land in</w:t>
+      </w:r>
+      <w:r>
+        <w:t xml:space="preserve"> </w:t>
+      </w:r>
+      <w:r>
+        <w:rPr>
+          <w:rStyle w:val="VerbatimChar"/>
+        </w:rPr>
+        <w:t xml:space="preserve">/Volumes/T7/Downloads/Recordings</w:t>
+      </w:r>
+      <w:r>
+        <w:t xml:space="preserve">; an un-recorded feature is</w:t>
+      </w:r>
+      <w:r>
+        <w:t xml:space="preserve"> </w:t>
+      </w:r>
+      <w:r>
+        <w:t xml:space="preserve">honestly</w:t>
+      </w:r>
+      <w:r>
+        <w:t xml:space="preserve"> </w:t>
+      </w:r>
+      <w:r>
+        <w:rPr>
+          <w:rStyle w:val="VerbatimChar"/>
+        </w:rPr>
+        <w:t xml:space="preserve">📹 pending</w:t>
+      </w:r>
+      <w:r>
+        <w:t xml:space="preserve">/</w:t>
+      </w:r>
+      <w:r>
+        <w:rPr>
+          <w:rStyle w:val="VerbatimChar"/>
+        </w:rPr>
+        <w:t xml:space="preserve">no</w:t>
+      </w:r>
+      <w:r>
+        <w:t xml:space="preserve">, never bluffed green. Counts below are computed over</w:t>
+      </w:r>
+      <w:r>
+        <w:t xml:space="preserve"> </w:t>
+      </w:r>
+      <w:r>
+        <w:t xml:space="preserve">the</w:t>
+      </w:r>
+      <w:r>
+        <w:t xml:space="preserve"> </w:t>
+      </w:r>
+      <w:r>
+        <w:rPr>
+          <w:b/>
+          <w:bCs/>
+        </w:rPr>
+        <w:t xml:space="preserve">564 twelve-column feature rows</w:t>
+      </w:r>
+      <w:r>
+        <w:t xml:space="preserve"> </w:t>
+      </w:r>
+      <w:r>
+        <w:t xml:space="preserve">in the live table (Area-prefixed rows).</w:t>
+      </w:r>
+    </w:p>
+    <w:bookmarkStart w:id="9" w:name="rollup-by-overall"/>
+    <w:p>
+      <w:pPr>
+        <w:pStyle w:val="Heading2"/>
+      </w:pPr>
+      <w:r>
+        <w:t xml:space="preserve">Rollup — by Overall</w:t>
+      </w:r>
+    </w:p>
+    <w:tbl>
+      <w:tblPr>
+        <w:tblStyle w:val="Table"/>
+        <w:tblW w:type="pct" w:w="5000"/>
+        <w:tblLayout w:type="fixed"/>
+        <w:tblLook w:firstRow="1" w:lastRow="0" w:firstColumn="0" w:lastColumn="0" w:noHBand="0" w:noVBand="0" w:val="0020"/>
+      </w:tblPr>
+      <w:tblGrid>
+        <w:gridCol w:w="2640"/>
+        <w:gridCol w:w="2640"/>
+        <w:gridCol w:w="2640"/>
+      </w:tblGrid>
+      <w:tr>
+        <w:trPr>
+          <w:tblHeader w:val="on"/>
+        </w:trPr>
+        <w:tc>
+          <w:tcPr/>
+          <w:p>
+            <w:pPr>
+              <w:pStyle w:val="Compact"/>
+            </w:pPr>
+            <w:r>
+              <w:t xml:space="preserve">Overall rollup</w:t>
+            </w:r>
+          </w:p>
+        </w:tc>
+        <w:tc>
+          <w:tcPr/>
+          <w:p>
+            <w:pPr>
+              <w:pStyle w:val="Compact"/>
+            </w:pPr>
+            <w:r>
+              <w:t xml:space="preserve">Count</w:t>
+            </w:r>
+          </w:p>
+        </w:tc>
+        <w:tc>
+          <w:tcPr/>
+          <w:p>
+            <w:pPr>
+              <w:pStyle w:val="Compact"/>
+            </w:pPr>
+            <w:r>
+              <w:t xml:space="preserve">Meaning</w:t>
+            </w:r>
+          </w:p>
+        </w:tc>
+      </w:tr>
+      <w:tr>
+        <w:tc>
+          <w:tcPr/>
+          <w:p>
+            <w:pPr>
+              <w:pStyle w:val="Compact"/>
+            </w:pPr>
+            <w:r>
+              <w:t xml:space="preserve">working-untaped</w:t>
+            </w:r>
+          </w:p>
+        </w:tc>
+        <w:tc>
+          <w:tcPr/>
+          <w:p>
+            <w:pPr>
+              <w:pStyle w:val="Compact"/>
+            </w:pPr>
+            <w:r>
+              <w:t xml:space="preserve">333</w:t>
+            </w:r>
+          </w:p>
+        </w:tc>
+        <w:tc>
+          <w:tcPr/>
+          <w:p>
+            <w:pPr>
+              <w:pStyle w:val="Compact"/>
+            </w:pPr>
+            <w:r>
+              <w:t xml:space="preserve">real + tested, no analyzed video yet</w:t>
+            </w:r>
+          </w:p>
+        </w:tc>
+      </w:tr>
+      <w:tr>
+        <w:tc>
+          <w:tcPr/>
+          <w:p>
+            <w:pPr>
+              <w:pStyle w:val="Compact"/>
+            </w:pPr>
+            <w:r>
+              <w:t xml:space="preserve">partial</w:t>
+            </w:r>
+          </w:p>
+        </w:tc>
+        <w:tc>
+          <w:tcPr/>
+          <w:p>
+            <w:pPr>
+              <w:pStyle w:val="Compact"/>
+            </w:pPr>
+            <w:r>
+              <w:t xml:space="preserve">169</w:t>
+            </w:r>
+          </w:p>
+        </w:tc>
+        <w:tc>
+          <w:tcPr/>
+          <w:p>
+            <w:pPr>
+              <w:pStyle w:val="Compact"/>
+            </w:pPr>
+            <w:r>
+              <w:t xml:space="preserve">real but thin/unverified coverage OR partial wiring</w:t>
+            </w:r>
+          </w:p>
+        </w:tc>
+      </w:tr>
+      <w:tr>
+        <w:tc>
+          <w:tcPr/>
+          <w:p>
+            <w:pPr>
+              <w:pStyle w:val="Compact"/>
+            </w:pPr>
+            <w:r>
+              <w:t xml:space="preserve">gap</w:t>
+            </w:r>
+          </w:p>
+        </w:tc>
+        <w:tc>
+          <w:tcPr/>
+          <w:p>
+            <w:pPr>
+              <w:pStyle w:val="Compact"/>
+            </w:pPr>
+            <w:r>
+              <w:t xml:space="preserve">49</w:t>
+            </w:r>
+          </w:p>
+        </w:tc>
+        <w:tc>
+          <w:tcPr/>
+          <w:p>
+            <w:pPr>
+              <w:pStyle w:val="Compact"/>
+            </w:pPr>
+            <w:r>
+              <w:t xml:space="preserve">scaffold / untested / planned-not-landed</w:t>
+            </w:r>
+          </w:p>
+        </w:tc>
+      </w:tr>
+      <w:tr>
+        <w:tc>
+          <w:tcPr/>
+          <w:p>
+            <w:pPr>
+              <w:pStyle w:val="Compact"/>
+            </w:pPr>
+            <w:r>
+              <w:t xml:space="preserve">confirmed</w:t>
+            </w:r>
+          </w:p>
+        </w:tc>
+        <w:tc>
+          <w:tcPr/>
+          <w:p>
+            <w:pPr>
+              <w:pStyle w:val="Compact"/>
+            </w:pPr>
+            <w:r>
+              <w:t xml:space="preserve">10</w:t>
+            </w:r>
+          </w:p>
+        </w:tc>
+        <w:tc>
+          <w:tcPr/>
+          <w:p>
+            <w:pPr>
+              <w:pStyle w:val="Compact"/>
+            </w:pPr>
+            <w:r>
+              <w:t xml:space="preserve">real analyzed recording exists (📹 yes)</w:t>
+            </w:r>
+          </w:p>
+        </w:tc>
+      </w:tr>
+      <w:tr>
+        <w:tc>
+          <w:tcPr/>
+          <w:p>
+            <w:pPr>
+              <w:pStyle w:val="Compact"/>
+            </w:pPr>
+            <w:r>
+              <w:t xml:space="preserve">n/a (test-support)</w:t>
+            </w:r>
+          </w:p>
+        </w:tc>
+        <w:tc>
+          <w:tcPr/>
+          <w:p>
+            <w:pPr>
+              <w:pStyle w:val="Compact"/>
+            </w:pPr>
+            <w:r>
+              <w:t xml:space="preserve">3</w:t>
+            </w:r>
+          </w:p>
+        </w:tc>
+        <w:tc>
+          <w:tcPr/>
+          <w:p>
+            <w:pPr>
+              <w:pStyle w:val="Compact"/>
+            </w:pPr>
+            <w:r>
+              <w:t xml:space="preserve">mocks/testutil/pprofutil — not user features</w:t>
+            </w:r>
+          </w:p>
+        </w:tc>
+      </w:tr>
+      <w:tr>
+        <w:tc>
+          <w:tcPr/>
+          <w:p>
+            <w:pPr>
+              <w:pStyle w:val="Compact"/>
+            </w:pPr>
+            <w:r>
+              <w:rPr>
+                <w:b/>
+                <w:bCs/>
+              </w:rPr>
+              <w:t xml:space="preserve">Total feature rows</w:t>
+            </w:r>
+          </w:p>
+        </w:tc>
+        <w:tc>
+          <w:tcPr/>
+          <w:p>
+            <w:pPr>
+              <w:pStyle w:val="Compact"/>
+            </w:pPr>
+            <w:r>
+              <w:rPr>
+                <w:b/>
+                <w:bCs/>
+              </w:rPr>
+              <w:t xml:space="preserve">564</w:t>
+            </w:r>
+          </w:p>
+        </w:tc>
+        <w:tc>
+          <w:tcPr/>
+          <w:p>
+            <w:pPr>
+              <w:pStyle w:val="Compact"/>
+            </w:pPr>
+          </w:p>
+        </w:tc>
+      </w:tr>
+    </w:tbl>
+    <w:bookmarkEnd w:id="9"/>
+    <w:bookmarkStart w:id="10" w:name="rollup-by-development-status"/>
+    <w:p>
+      <w:pPr>
+        <w:pStyle w:val="Heading2"/>
+      </w:pPr>
+      <w:r>
+        <w:t xml:space="preserve">Rollup — by Development status</w:t>
       </w:r>
     </w:p>
     <w:tbl>
@@ -31,14 +540,20 @@
             <w:pPr>
               <w:pStyle w:val="Compact"/>
             </w:pPr>
-          </w:p>
-        </w:tc>
-        <w:tc>
-          <w:tcPr/>
-          <w:p>
-            <w:pPr>
-              <w:pStyle w:val="Compact"/>
-            </w:pPr>
+            <w:r>
+              <w:t xml:space="preserve">Dev</w:t>
+            </w:r>
+          </w:p>
+        </w:tc>
+        <w:tc>
+          <w:tcPr/>
+          <w:p>
+            <w:pPr>
+              <w:pStyle w:val="Compact"/>
+            </w:pPr>
+            <w:r>
+              <w:t xml:space="preserve">Count</w:t>
+            </w:r>
           </w:p>
         </w:tc>
       </w:tr>
@@ -50,18 +565,18 @@
               <w:pStyle w:val="Compact"/>
             </w:pPr>
             <w:r>
-              <w:t xml:space="preserve">Revision</w:t>
-            </w:r>
-          </w:p>
-        </w:tc>
-        <w:tc>
-          <w:tcPr/>
-          <w:p>
-            <w:pPr>
-              <w:pStyle w:val="Compact"/>
-            </w:pPr>
-            <w:r>
-              <w:t xml:space="preserve">2</w:t>
+              <w:t xml:space="preserve">done</w:t>
+            </w:r>
+          </w:p>
+        </w:tc>
+        <w:tc>
+          <w:tcPr/>
+          <w:p>
+            <w:pPr>
+              <w:pStyle w:val="Compact"/>
+            </w:pPr>
+            <w:r>
+              <w:t xml:space="preserve">507</w:t>
             </w:r>
           </w:p>
         </w:tc>
@@ -74,18 +589,18 @@
               <w:pStyle w:val="Compact"/>
             </w:pPr>
             <w:r>
-              <w:t xml:space="preserve">Created</w:t>
-            </w:r>
-          </w:p>
-        </w:tc>
-        <w:tc>
-          <w:tcPr/>
-          <w:p>
-            <w:pPr>
-              <w:pStyle w:val="Compact"/>
-            </w:pPr>
-            <w:r>
-              <w:t xml:space="preserve">2026-06-15</w:t>
+              <w:t xml:space="preserve">partial</w:t>
+            </w:r>
+          </w:p>
+        </w:tc>
+        <w:tc>
+          <w:tcPr/>
+          <w:p>
+            <w:pPr>
+              <w:pStyle w:val="Compact"/>
+            </w:pPr>
+            <w:r>
+              <w:t xml:space="preserve">40</w:t>
             </w:r>
           </w:p>
         </w:tc>
@@ -98,18 +613,18 @@
               <w:pStyle w:val="Compact"/>
             </w:pPr>
             <w:r>
-              <w:t xml:space="preserve">Last modified</w:t>
-            </w:r>
-          </w:p>
-        </w:tc>
-        <w:tc>
-          <w:tcPr/>
-          <w:p>
-            <w:pPr>
-              <w:pStyle w:val="Compact"/>
-            </w:pPr>
-            <w:r>
-              <w:t xml:space="preserve">2026-06-15</w:t>
+              <w:t xml:space="preserve">absent (planned-not-landed)</w:t>
+            </w:r>
+          </w:p>
+        </w:tc>
+        <w:tc>
+          <w:tcPr/>
+          <w:p>
+            <w:pPr>
+              <w:pStyle w:val="Compact"/>
+            </w:pPr>
+            <w:r>
+              <w:t xml:space="preserve">12</w:t>
             </w:r>
           </w:p>
         </w:tc>
@@ -122,18 +637,18 @@
               <w:pStyle w:val="Compact"/>
             </w:pPr>
             <w:r>
-              <w:t xml:space="preserve">Status</w:t>
-            </w:r>
-          </w:p>
-        </w:tc>
-        <w:tc>
-          <w:tcPr/>
-          <w:p>
-            <w:pPr>
-              <w:pStyle w:val="Compact"/>
-            </w:pPr>
-            <w:r>
-              <w:t xml:space="preserve">active (generated by scripts/generate_features_summary.sh)</w:t>
+              <w:t xml:space="preserve">stub</w:t>
+            </w:r>
+          </w:p>
+        </w:tc>
+        <w:tc>
+          <w:tcPr/>
+          <w:p>
+            <w:pPr>
+              <w:pStyle w:val="Compact"/>
+            </w:pPr>
+            <w:r>
+              <w:t xml:space="preserve">4</w:t>
             </w:r>
           </w:p>
         </w:tc>
@@ -146,50 +661,265 @@
               <w:pStyle w:val="Compact"/>
             </w:pPr>
             <w:r>
-              <w:t xml:space="preserve">Status detail</w:t>
-            </w:r>
-          </w:p>
-        </w:tc>
-        <w:tc>
-          <w:tcPr/>
-          <w:p>
-            <w:pPr>
-              <w:pStyle w:val="Compact"/>
-            </w:pPr>
-            <w:r>
-              <w:t xml:space="preserve">docs/features/Status.md</w:t>
+              <w:t xml:space="preserve">n/a</w:t>
+            </w:r>
+          </w:p>
+        </w:tc>
+        <w:tc>
+          <w:tcPr/>
+          <w:p>
+            <w:pPr>
+              <w:pStyle w:val="Compact"/>
+            </w:pPr>
+            <w:r>
+              <w:t xml:space="preserve">1</w:t>
             </w:r>
           </w:p>
         </w:tc>
       </w:tr>
     </w:tbl>
+    <w:bookmarkEnd w:id="10"/>
+    <w:bookmarkStart w:id="11" w:name="rollup-by-tests-coverage"/>
     <w:p>
       <w:pPr>
-        <w:pStyle w:val="BodyText"/>
-      </w:pPr>
-      <w:r>
-        <w:t xml:space="preserve">Auto-generated rollup of docs/features/Status.md (docs_chain §11.4.106). Anti-bluff:</w:t>
-      </w:r>
-      <w:r>
-        <w:t xml:space="preserve"> </w:t>
-      </w:r>
-      <w:r>
-        <w:t xml:space="preserve">video-confirmed rises only as real analyzed recordings land in</w:t>
-      </w:r>
-      <w:r>
-        <w:t xml:space="preserve"> </w:t>
-      </w:r>
-      <w:r>
-        <w:t xml:space="preserve">/Volumes/T7/Downloads/Recordings (§11.4.83/§11.4.107).</w:t>
+        <w:pStyle w:val="Heading2"/>
+      </w:pPr>
+      <w:r>
+        <w:t xml:space="preserve">Rollup — by Tests coverage</w:t>
       </w:r>
     </w:p>
-    <w:bookmarkStart w:id="9" w:name="rollup"/>
+    <w:tbl>
+      <w:tblPr>
+        <w:tblStyle w:val="Table"/>
+        <w:tblW w:type="pct" w:w="5000"/>
+        <w:tblLayout w:type="fixed"/>
+        <w:tblLook w:firstRow="1" w:lastRow="0" w:firstColumn="0" w:lastColumn="0" w:noHBand="0" w:noVBand="0" w:val="0020"/>
+      </w:tblPr>
+      <w:tblGrid>
+        <w:gridCol w:w="2640"/>
+        <w:gridCol w:w="2640"/>
+        <w:gridCol w:w="2640"/>
+      </w:tblGrid>
+      <w:tr>
+        <w:trPr>
+          <w:tblHeader w:val="on"/>
+        </w:trPr>
+        <w:tc>
+          <w:tcPr/>
+          <w:p>
+            <w:pPr>
+              <w:pStyle w:val="Compact"/>
+            </w:pPr>
+            <w:r>
+              <w:t xml:space="preserve">Tests</w:t>
+            </w:r>
+          </w:p>
+        </w:tc>
+        <w:tc>
+          <w:tcPr/>
+          <w:p>
+            <w:pPr>
+              <w:pStyle w:val="Compact"/>
+            </w:pPr>
+            <w:r>
+              <w:t xml:space="preserve">Count</w:t>
+            </w:r>
+          </w:p>
+        </w:tc>
+        <w:tc>
+          <w:tcPr/>
+          <w:p>
+            <w:pPr>
+              <w:pStyle w:val="Compact"/>
+            </w:pPr>
+            <w:r>
+              <w:t xml:space="preserve">Notes</w:t>
+            </w:r>
+          </w:p>
+        </w:tc>
+      </w:tr>
+      <w:tr>
+        <w:tc>
+          <w:tcPr/>
+          <w:p>
+            <w:pPr>
+              <w:pStyle w:val="Compact"/>
+            </w:pPr>
+            <w:r>
+              <w:t xml:space="preserve">has integ/e2e</w:t>
+            </w:r>
+          </w:p>
+        </w:tc>
+        <w:tc>
+          <w:tcPr/>
+          <w:p>
+            <w:pPr>
+              <w:pStyle w:val="Compact"/>
+            </w:pPr>
+            <w:r>
+              <w:t xml:space="preserve">67</w:t>
+            </w:r>
+          </w:p>
+        </w:tc>
+        <w:tc>
+          <w:tcPr/>
+          <w:p>
+            <w:pPr>
+              <w:pStyle w:val="Compact"/>
+            </w:pPr>
+            <w:r>
+              <w:t xml:space="preserve">real-infra integration / end-to-end suites</w:t>
+            </w:r>
+          </w:p>
+        </w:tc>
+      </w:tr>
+      <w:tr>
+        <w:tc>
+          <w:tcPr/>
+          <w:p>
+            <w:pPr>
+              <w:pStyle w:val="Compact"/>
+            </w:pPr>
+            <w:r>
+              <w:t xml:space="preserve">unit-level baseline</w:t>
+            </w:r>
+          </w:p>
+        </w:tc>
+        <w:tc>
+          <w:tcPr/>
+          <w:p>
+            <w:pPr>
+              <w:pStyle w:val="Compact"/>
+            </w:pPr>
+            <w:r>
+              <w:t xml:space="preserve">~466</w:t>
+            </w:r>
+          </w:p>
+        </w:tc>
+        <w:tc>
+          <w:tcPr/>
+          <w:p>
+            <w:pPr>
+              <w:pStyle w:val="Compact"/>
+            </w:pPr>
+            <w:r>
+              <w:rPr>
+                <w:rStyle w:val="VerbatimChar"/>
+              </w:rPr>
+              <w:t xml:space="preserve">unit</w:t>
+            </w:r>
+            <w:r>
+              <w:t xml:space="preserve"> </w:t>
+            </w:r>
+            <w:r>
+              <w:t xml:space="preserve">(combinable)</w:t>
+            </w:r>
+          </w:p>
+        </w:tc>
+      </w:tr>
+      <w:tr>
+        <w:tc>
+          <w:tcPr/>
+          <w:p>
+            <w:pPr>
+              <w:pStyle w:val="Compact"/>
+            </w:pPr>
+            <w:r>
+              <w:t xml:space="preserve">none</w:t>
+            </w:r>
+          </w:p>
+        </w:tc>
+        <w:tc>
+          <w:tcPr/>
+          <w:p>
+            <w:pPr>
+              <w:pStyle w:val="Compact"/>
+            </w:pPr>
+            <w:r>
+              <w:t xml:space="preserve">31</w:t>
+            </w:r>
+          </w:p>
+        </w:tc>
+        <w:tc>
+          <w:tcPr/>
+          <w:p>
+            <w:pPr>
+              <w:pStyle w:val="Compact"/>
+            </w:pPr>
+            <w:r>
+              <w:t xml:space="preserve">untested surfaces — flagged honestly (e.g. </w:t>
+            </w:r>
+            <w:r>
+              <w:rPr>
+                <w:rStyle w:val="VerbatimChar"/>
+              </w:rPr>
+              <w:t xml:space="preserve">cmd/security_scan</w:t>
+            </w:r>
+            <w:r>
+              <w:t xml:space="preserve">)</w:t>
+            </w:r>
+          </w:p>
+        </w:tc>
+      </w:tr>
+      <w:tr>
+        <w:tc>
+          <w:tcPr/>
+          <w:p>
+            <w:pPr>
+              <w:pStyle w:val="Compact"/>
+            </w:pPr>
+            <w:r>
+              <w:t xml:space="preserve">§11.4.118/§11.4.135 guard/race upgrade</w:t>
+            </w:r>
+          </w:p>
+        </w:tc>
+        <w:tc>
+          <w:tcPr/>
+          <w:p>
+            <w:pPr>
+              <w:pStyle w:val="Compact"/>
+            </w:pPr>
+            <w:r>
+              <w:t xml:space="preserve">36 pkgs (43 files)</w:t>
+            </w:r>
+          </w:p>
+        </w:tc>
+        <w:tc>
+          <w:tcPr/>
+          <w:p>
+            <w:pPr>
+              <w:pStyle w:val="Compact"/>
+            </w:pPr>
+            <w:r>
+              <w:t xml:space="preserve">standing regression +</w:t>
+            </w:r>
+            <w:r>
+              <w:t xml:space="preserve"> </w:t>
+            </w:r>
+            <w:r>
+              <w:rPr>
+                <w:rStyle w:val="VerbatimChar"/>
+              </w:rPr>
+              <w:t xml:space="preserve">-race</w:t>
+            </w:r>
+            <w:r>
+              <w:t xml:space="preserve"> </w:t>
+            </w:r>
+            <w:r>
+              <w:t xml:space="preserve">guards landed this session</w:t>
+            </w:r>
+          </w:p>
+        </w:tc>
+      </w:tr>
+    </w:tbl>
+    <w:bookmarkEnd w:id="11"/>
+    <w:bookmarkStart w:id="12" w:name="rollup-by-video-confirmation-anti-bluff"/>
     <w:p>
       <w:pPr>
         <w:pStyle w:val="Heading2"/>
       </w:pPr>
       <w:r>
-        <w:t xml:space="preserve">Rollup</w:t>
+        <w:t xml:space="preserve">Rollup — by Video confirmation (anti-bluff)</w:t>
       </w:r>
     </w:p>
     <w:tbl>
@@ -213,18 +943,18 @@
               <w:pStyle w:val="Compact"/>
             </w:pPr>
             <w:r>
-              <w:t xml:space="preserve">Metric</w:t>
-            </w:r>
-          </w:p>
-        </w:tc>
-        <w:tc>
-          <w:tcPr/>
-          <w:p>
-            <w:pPr>
-              <w:pStyle w:val="Compact"/>
-            </w:pPr>
-            <w:r>
-              <w:t xml:space="preserve">Value</w:t>
+              <w:t xml:space="preserve">📹 Video</w:t>
+            </w:r>
+          </w:p>
+        </w:tc>
+        <w:tc>
+          <w:tcPr/>
+          <w:p>
+            <w:pPr>
+              <w:pStyle w:val="Compact"/>
+            </w:pPr>
+            <w:r>
+              <w:t xml:space="preserve">Count</w:t>
             </w:r>
           </w:p>
         </w:tc>
@@ -237,18 +967,18 @@
               <w:pStyle w:val="Compact"/>
             </w:pPr>
             <w:r>
-              <w:t xml:space="preserve">Total inventory rows</w:t>
-            </w:r>
-          </w:p>
-        </w:tc>
-        <w:tc>
-          <w:tcPr/>
-          <w:p>
-            <w:pPr>
-              <w:pStyle w:val="Compact"/>
-            </w:pPr>
-            <w:r>
-              <w:t xml:space="preserve">569</w:t>
+              <w:t xml:space="preserve">confirmed (📹 yes, real analyzed recording)</w:t>
+            </w:r>
+          </w:p>
+        </w:tc>
+        <w:tc>
+          <w:tcPr/>
+          <w:p>
+            <w:pPr>
+              <w:pStyle w:val="Compact"/>
+            </w:pPr>
+            <w:r>
+              <w:t xml:space="preserve">10 rows</w:t>
             </w:r>
           </w:p>
         </w:tc>
@@ -261,18 +991,18 @@
               <w:pStyle w:val="Compact"/>
             </w:pPr>
             <w:r>
-              <w:t xml:space="preserve">working-untaped (mentions)</w:t>
-            </w:r>
-          </w:p>
-        </w:tc>
-        <w:tc>
-          <w:tcPr/>
-          <w:p>
-            <w:pPr>
-              <w:pStyle w:val="Compact"/>
-            </w:pPr>
-            <w:r>
-              <w:t xml:space="preserve">342</w:t>
+              <w:t xml:space="preserve">pending / no (not yet recorded or non-visual)</w:t>
+            </w:r>
+          </w:p>
+        </w:tc>
+        <w:tc>
+          <w:tcPr/>
+          <w:p>
+            <w:pPr>
+              <w:pStyle w:val="Compact"/>
+            </w:pPr>
+            <w:r>
+              <w:t xml:space="preserve">554 rows</w:t>
             </w:r>
           </w:p>
         </w:tc>
@@ -285,79 +1015,16 @@
               <w:pStyle w:val="Compact"/>
             </w:pPr>
             <w:r>
-              <w:t xml:space="preserve">partial (mentions)</w:t>
-            </w:r>
-          </w:p>
-        </w:tc>
-        <w:tc>
-          <w:tcPr/>
-          <w:p>
-            <w:pPr>
-              <w:pStyle w:val="Compact"/>
-            </w:pPr>
-            <w:r>
-              <w:t xml:space="preserve">331</w:t>
-            </w:r>
-          </w:p>
-        </w:tc>
-      </w:tr>
-      <w:tr>
-        <w:tc>
-          <w:tcPr/>
-          <w:p>
-            <w:pPr>
-              <w:pStyle w:val="Compact"/>
-            </w:pPr>
-            <w:r>
-              <w:t xml:space="preserve">gap (mentions)</w:t>
-            </w:r>
-          </w:p>
-        </w:tc>
-        <w:tc>
-          <w:tcPr/>
-          <w:p>
-            <w:pPr>
-              <w:pStyle w:val="Compact"/>
-            </w:pPr>
-            <w:r>
-              <w:t xml:space="preserve">56</w:t>
-            </w:r>
-          </w:p>
-        </w:tc>
-      </w:tr>
-      <w:tr>
-        <w:tc>
-          <w:tcPr/>
-          <w:p>
-            <w:pPr>
-              <w:pStyle w:val="Compact"/>
-            </w:pPr>
-            <w:r>
-              <w:t xml:space="preserve">confirmed (real analyzed video)</w:t>
-            </w:r>
-          </w:p>
-        </w:tc>
-        <w:tc>
-          <w:tcPr/>
-          <w:p>
-            <w:pPr>
-              <w:pStyle w:val="Compact"/>
-            </w:pPr>
-            <w:r>
-              <w:t xml:space="preserve">8</w:t>
-            </w:r>
-          </w:p>
-        </w:tc>
-      </w:tr>
-      <w:tr>
-        <w:tc>
-          <w:tcPr/>
-          <w:p>
-            <w:pPr>
-              <w:pStyle w:val="Compact"/>
-            </w:pPr>
-            <w:r>
-              <w:t xml:space="preserve">helixcode-*.mp4 recordings produced so far</w:t>
+              <w:rPr>
+                <w:rStyle w:val="VerbatimChar"/>
+              </w:rPr>
+              <w:t xml:space="preserve">helixcode-*.mp4</w:t>
+            </w:r>
+            <w:r>
+              <w:t xml:space="preserve"> </w:t>
+            </w:r>
+            <w:r>
+              <w:t xml:space="preserve">real recordings produced so far</w:t>
             </w:r>
           </w:p>
         </w:tc>
@@ -379,11 +1046,336 @@
         <w:pStyle w:val="BodyText"/>
       </w:pPr>
       <w:r>
-        <w:t xml:space="preserve">See docs/features/Status.md for the full per-feature table.</w:t>
+        <w:rPr>
+          <w:b/>
+          <w:bCs/>
+        </w:rPr>
+        <w:t xml:space="preserve">Video-confirmed surfaces (real analyzed recordings):</w:t>
+      </w:r>
+      <w:r>
+        <w:t xml:space="preserve"> </w:t>
+      </w:r>
+      <w:r>
+        <w:t xml:space="preserve">CLI (</w:t>
+      </w:r>
+      <w:r>
+        <w:rPr>
+          <w:rStyle w:val="VerbatimChar"/>
+        </w:rPr>
+        <w:t xml:space="preserve">/generate</w:t>
+      </w:r>
+      <w:r>
+        <w:t xml:space="preserve">,</w:t>
+      </w:r>
+      <w:r>
+        <w:t xml:space="preserve"> </w:t>
+      </w:r>
+      <w:r>
+        <w:rPr>
+          <w:rStyle w:val="VerbatimChar"/>
+        </w:rPr>
+        <w:t xml:space="preserve">/models</w:t>
+      </w:r>
+      <w:r>
+        <w:t xml:space="preserve">,</w:t>
+      </w:r>
+      <w:r>
+        <w:t xml:space="preserve"> </w:t>
+      </w:r>
+      <w:r>
+        <w:rPr>
+          <w:rStyle w:val="VerbatimChar"/>
+        </w:rPr>
+        <w:t xml:space="preserve">/health</w:t>
+      </w:r>
+      <w:r>
+        <w:t xml:space="preserve">, themed brand banner), Web (LLM generate + themed), TUI</w:t>
+      </w:r>
+      <w:r>
+        <w:t xml:space="preserve"> </w:t>
+      </w:r>
+      <w:r>
+        <w:t xml:space="preserve">(themed real-LLM stream), Desktop (Fyne dashboard + chat, autonomous</w:t>
+      </w:r>
+      <w:r>
+        <w:t xml:space="preserve"> </w:t>
+      </w:r>
+      <w:r>
+        <w:t xml:space="preserve">software-painter capture), Android (connect + task list + themed).</w:t>
+      </w:r>
+      <w:r>
+        <w:t xml:space="preserve"> </w:t>
+      </w:r>
+      <w:r>
+        <w:rPr>
+          <w:b/>
+          <w:bCs/>
+        </w:rPr>
+        <w:t xml:space="preserve">iOS themed</w:t>
+      </w:r>
+      <w:r>
+        <w:rPr>
+          <w:b/>
+          <w:bCs/>
+        </w:rPr>
+        <w:t xml:space="preserve"> </w:t>
+      </w:r>
+      <w:r>
+        <w:rPr>
+          <w:b/>
+          <w:bCs/>
+        </w:rPr>
+        <w:t xml:space="preserve">re-record is OPERATOR-BLOCKED</w:t>
+      </w:r>
+      <w:r>
+        <w:t xml:space="preserve"> </w:t>
+      </w:r>
+      <w:r>
+        <w:t xml:space="preserve">(§11.4.52 —</w:t>
+      </w:r>
+      <w:r>
+        <w:t xml:space="preserve"> </w:t>
+      </w:r>
+      <w:r>
+        <w:rPr>
+          <w:rStyle w:val="VerbatimChar"/>
+        </w:rPr>
+        <w:t xml:space="preserve">CoreSimulatorService</w:t>
+      </w:r>
+      <w:r>
+        <w:t xml:space="preserve"> </w:t>
+      </w:r>
+      <w:r>
+        <w:t xml:space="preserve">denied write to</w:t>
+      </w:r>
+      <w:r>
+        <w:t xml:space="preserve"> </w:t>
+      </w:r>
+      <w:r>
+        <w:rPr>
+          <w:rStyle w:val="VerbatimChar"/>
+        </w:rPr>
+        <w:t xml:space="preserve">/Volumes/T7</w:t>
+      </w:r>
+      <w:r>
+        <w:t xml:space="preserve">; host TCC change out of agent scope). Everything else is honestly</w:t>
+      </w:r>
+      <w:r>
+        <w:t xml:space="preserve"> </w:t>
+      </w:r>
+      <w:r>
+        <w:rPr>
+          <w:rStyle w:val="VerbatimChar"/>
+        </w:rPr>
+        <w:t xml:space="preserve">pending</w:t>
+      </w:r>
+      <w:r>
+        <w:t xml:space="preserve"> </w:t>
+      </w:r>
+      <w:r>
+        <w:t xml:space="preserve">— the conductor owns video confirmation.</w:t>
       </w:r>
     </w:p>
-    <w:bookmarkEnd w:id="9"/>
-    <w:bookmarkEnd w:id="10"/>
+    <w:bookmarkEnd w:id="12"/>
+    <w:bookmarkStart w:id="13" w:name="X002bd645fb74c4ecbfd453149db8254e35c17ad"/>
+    <w:p>
+      <w:pPr>
+        <w:pStyle w:val="Heading2"/>
+      </w:pPr>
+      <w:r>
+        <w:t xml:space="preserve">Coverage completeness (rev6 gap-pass, 2026-06-16)</w:t>
+      </w:r>
+    </w:p>
+    <w:p>
+      <w:pPr>
+        <w:pStyle w:val="Compact"/>
+        <w:numPr>
+          <w:ilvl w:val="0"/>
+          <w:numId w:val="1001"/>
+        </w:numPr>
+      </w:pPr>
+      <w:r>
+        <w:rPr>
+          <w:b/>
+          <w:bCs/>
+        </w:rPr>
+        <w:t xml:space="preserve">Internal packages:</w:t>
+      </w:r>
+      <w:r>
+        <w:t xml:space="preserve"> </w:t>
+      </w:r>
+      <w:r>
+        <w:t xml:space="preserve">73/73 have ≥1 feature row (the last gap,</w:t>
+      </w:r>
+      <w:r>
+        <w:t xml:space="preserve"> </w:t>
+      </w:r>
+      <w:r>
+        <w:rPr>
+          <w:rStyle w:val="VerbatimChar"/>
+        </w:rPr>
+        <w:t xml:space="preserve">internal/i18n_wiring</w:t>
+      </w:r>
+      <w:r>
+        <w:t xml:space="preserve">, closed this rev). 234 internal-feature rows.</w:t>
+      </w:r>
+    </w:p>
+    <w:p>
+      <w:pPr>
+        <w:pStyle w:val="Compact"/>
+        <w:numPr>
+          <w:ilvl w:val="0"/>
+          <w:numId w:val="1001"/>
+        </w:numPr>
+      </w:pPr>
+      <w:r>
+        <w:rPr>
+          <w:b/>
+          <w:bCs/>
+        </w:rPr>
+        <w:t xml:space="preserve">cmd tools:</w:t>
+      </w:r>
+      <w:r>
+        <w:t xml:space="preserve"> </w:t>
+      </w:r>
+      <w:r>
+        <w:t xml:space="preserve">all 11</w:t>
+      </w:r>
+      <w:r>
+        <w:t xml:space="preserve"> </w:t>
+      </w:r>
+      <w:r>
+        <w:rPr>
+          <w:rStyle w:val="VerbatimChar"/>
+        </w:rPr>
+        <w:t xml:space="preserve">helix_code/cmd/*</w:t>
+      </w:r>
+      <w:r>
+        <w:t xml:space="preserve"> </w:t>
+      </w:r>
+      <w:r>
+        <w:t xml:space="preserve">dirs rowed.</w:t>
+      </w:r>
+    </w:p>
+    <w:p>
+      <w:pPr>
+        <w:pStyle w:val="Compact"/>
+        <w:numPr>
+          <w:ilvl w:val="0"/>
+          <w:numId w:val="1001"/>
+        </w:numPr>
+      </w:pPr>
+      <w:r>
+        <w:rPr>
+          <w:b/>
+          <w:bCs/>
+        </w:rPr>
+        <w:t xml:space="preserve">Client apps:</w:t>
+      </w:r>
+      <w:r>
+        <w:t xml:space="preserve"> </w:t>
+      </w:r>
+      <w:r>
+        <w:t xml:space="preserve">all 6 surfaces (CLI, TUI, Web, Desktop, Android, iOS) +</w:t>
+      </w:r>
+      <w:r>
+        <w:t xml:space="preserve"> </w:t>
+      </w:r>
+      <w:r>
+        <w:t xml:space="preserve">Aurora OS / Harmony OS rowed.</w:t>
+      </w:r>
+    </w:p>
+    <w:p>
+      <w:pPr>
+        <w:pStyle w:val="Compact"/>
+        <w:numPr>
+          <w:ilvl w:val="0"/>
+          <w:numId w:val="1001"/>
+        </w:numPr>
+      </w:pPr>
+      <w:r>
+        <w:rPr>
+          <w:b/>
+          <w:bCs/>
+        </w:rPr>
+        <w:t xml:space="preserve">HTTP API:</w:t>
+      </w:r>
+      <w:r>
+        <w:t xml:space="preserve"> </w:t>
+      </w:r>
+      <w:r>
+        <w:t xml:space="preserve">18 endpoint groups rowed.</w:t>
+      </w:r>
+    </w:p>
+    <w:p>
+      <w:pPr>
+        <w:pStyle w:val="Compact"/>
+        <w:numPr>
+          <w:ilvl w:val="0"/>
+          <w:numId w:val="1001"/>
+        </w:numPr>
+      </w:pPr>
+      <w:r>
+        <w:rPr>
+          <w:b/>
+          <w:bCs/>
+        </w:rPr>
+        <w:t xml:space="preserve">Submodules:</w:t>
+      </w:r>
+      <w:r>
+        <w:t xml:space="preserve"> </w:t>
+      </w:r>
+      <w:r>
+        <w:t xml:space="preserve">50 inventoried (55 capability rows; principal features).</w:t>
+      </w:r>
+    </w:p>
+    <w:p>
+      <w:pPr>
+        <w:pStyle w:val="Compact"/>
+        <w:numPr>
+          <w:ilvl w:val="0"/>
+          <w:numId w:val="1001"/>
+        </w:numPr>
+      </w:pPr>
+      <w:r>
+        <w:rPr>
+          <w:b/>
+          <w:bCs/>
+        </w:rPr>
+        <w:t xml:space="preserve">Ported cli_agents:</w:t>
+      </w:r>
+      <w:r>
+        <w:t xml:space="preserve"> </w:t>
+      </w:r>
+      <w:r>
+        <w:t xml:space="preserve">33 rows (20 landed, 3 partial, 10 planned — honest).</w:t>
+      </w:r>
+    </w:p>
+    <w:p>
+      <w:pPr>
+        <w:pStyle w:val="FirstParagraph"/>
+      </w:pPr>
+      <w:r>
+        <w:t xml:space="preserve">See</w:t>
+      </w:r>
+      <w:r>
+        <w:t xml:space="preserve"> </w:t>
+      </w:r>
+      <w:r>
+        <w:rPr>
+          <w:rStyle w:val="VerbatimChar"/>
+        </w:rPr>
+        <w:t xml:space="preserve">docs/features/Status.md</w:t>
+      </w:r>
+      <w:r>
+        <w:t xml:space="preserve"> </w:t>
+      </w:r>
+      <w:r>
+        <w:t xml:space="preserve">for the full per-feature table.</w:t>
+      </w:r>
+    </w:p>
+    <w:bookmarkEnd w:id="13"/>
+    <w:bookmarkEnd w:id="14"/>
     <w:sectPr>
       <w:footnotePr>
         <w:numRestart w:val="eachSect"/>
@@ -494,8 +1486,114 @@
       </w:pPr>
     </w:lvl>
   </w:abstractNum>
+  <w:abstractNum w:abstractNumId="991">
+    <w:nsid w:val="0000A991"/>
+    <w:multiLevelType w:val="multilevel"/>
+    <w:lvl w:ilvl="0">
+      <w:numFmt w:val="bullet"/>
+      <w:lvlText w:val=""/>
+      <w:lvlJc w:val="left"/>
+      <w:pPr>
+        <w:ind w:left="720" w:hanging="360"/>
+      </w:pPr>
+      <w:rPr>
+        <w:rFonts w:ascii="Symbol" w:hAnsi="Symbol" w:cs="Symbol" w:hint="default"/>
+      </w:rPr>
+    </w:lvl>
+    <w:lvl w:ilvl="1">
+      <w:numFmt w:val="bullet"/>
+      <w:lvlText w:val="o"/>
+      <w:lvlJc w:val="left"/>
+      <w:pPr>
+        <w:ind w:left="1440" w:hanging="360"/>
+      </w:pPr>
+      <w:rPr>
+        <w:rFonts w:ascii="Courier New" w:hAnsi="Courier New" w:cs="Courier New" w:hint="default"/>
+      </w:rPr>
+    </w:lvl>
+    <w:lvl w:ilvl="2">
+      <w:numFmt w:val="bullet"/>
+      <w:lvlText w:val=""/>
+      <w:lvlJc w:val="left"/>
+      <w:pPr>
+        <w:ind w:left="2160" w:hanging="360"/>
+      </w:pPr>
+      <w:rPr>
+        <w:rFonts w:ascii="Wingdings" w:hAnsi="Wingdings" w:cs="Wingdings" w:hint="default"/>
+      </w:rPr>
+    </w:lvl>
+    <w:lvl w:ilvl="3">
+      <w:numFmt w:val="bullet"/>
+      <w:lvlText w:val=""/>
+      <w:lvlJc w:val="left"/>
+      <w:pPr>
+        <w:ind w:left="2880" w:hanging="360"/>
+      </w:pPr>
+      <w:rPr>
+        <w:rFonts w:ascii="Symbol" w:hAnsi="Symbol" w:cs="Symbol" w:hint="default"/>
+      </w:rPr>
+    </w:lvl>
+    <w:lvl w:ilvl="4">
+      <w:numFmt w:val="bullet"/>
+      <w:lvlText w:val="o"/>
+      <w:lvlJc w:val="left"/>
+      <w:pPr>
+        <w:ind w:left="3600" w:hanging="360"/>
+      </w:pPr>
+      <w:rPr>
+        <w:rFonts w:ascii="Courier New" w:hAnsi="Courier New" w:cs="Courier New" w:hint="default"/>
+      </w:rPr>
+    </w:lvl>
+    <w:lvl w:ilvl="5">
+      <w:numFmt w:val="bullet"/>
+      <w:lvlText w:val=""/>
+      <w:lvlJc w:val="left"/>
+      <w:pPr>
+        <w:ind w:left="4320" w:hanging="360"/>
+      </w:pPr>
+      <w:rPr>
+        <w:rFonts w:ascii="Wingdings" w:hAnsi="Wingdings" w:cs="Wingdings" w:hint="default"/>
+      </w:rPr>
+    </w:lvl>
+    <w:lvl w:ilvl="6">
+      <w:numFmt w:val="bullet"/>
+      <w:lvlText w:val=""/>
+      <w:lvlJc w:val="left"/>
+      <w:pPr>
+        <w:ind w:left="5040" w:hanging="360"/>
+      </w:pPr>
+      <w:rPr>
+        <w:rFonts w:ascii="Symbol" w:hAnsi="Symbol" w:cs="Symbol" w:hint="default"/>
+      </w:rPr>
+    </w:lvl>
+    <w:lvl w:ilvl="7">
+      <w:numFmt w:val="bullet"/>
+      <w:lvlText w:val="o"/>
+      <w:lvlJc w:val="left"/>
+      <w:pPr>
+        <w:ind w:left="5760" w:hanging="360"/>
+      </w:pPr>
+      <w:rPr>
+        <w:rFonts w:ascii="Courier New" w:hAnsi="Courier New" w:cs="Courier New" w:hint="default"/>
+      </w:rPr>
+    </w:lvl>
+    <w:lvl w:ilvl="8">
+      <w:numFmt w:val="bullet"/>
+      <w:lvlText w:val=""/>
+      <w:lvlJc w:val="left"/>
+      <w:pPr>
+        <w:ind w:left="6480" w:hanging="360"/>
+      </w:pPr>
+      <w:rPr>
+        <w:rFonts w:ascii="Wingdings" w:hAnsi="Wingdings" w:cs="Wingdings" w:hint="default"/>
+      </w:rPr>
+    </w:lvl>
+  </w:abstractNum>
   <w:num w:numId="1000">
     <w:abstractNumId w:val="990"/>
+  </w:num>
+  <w:num w:numId="1001">
+    <w:abstractNumId w:val="991"/>
   </w:num>
 </w:numbering>
 </file>

--- a/docs/features/Status_Summary.docx
+++ b/docs/features/Status_Summary.docx
@@ -40,7 +40,7 @@
               <w:pStyle w:val="Compact"/>
             </w:pPr>
             <w:r>
-              <w:t xml:space="preserve">3</w:t>
+              <w:t xml:space="preserve">4</w:t>
             </w:r>
           </w:p>
         </w:tc>
@@ -112,7 +112,7 @@
               <w:pStyle w:val="Compact"/>
             </w:pPr>
             <w:r>
-              <w:t xml:space="preserve">active (rev6 completeness gap-pass)</w:t>
+              <w:t xml:space="preserve">active (rev7 — 2026-06-16 video-confirmation sweep)</w:t>
             </w:r>
           </w:p>
         </w:tc>
@@ -226,13 +226,19 @@
           <w:b/>
           <w:bCs/>
         </w:rPr>
-        <w:t xml:space="preserve">564 twelve-column feature rows</w:t>
-      </w:r>
-      <w:r>
-        <w:t xml:space="preserve"> </w:t>
-      </w:r>
-      <w:r>
-        <w:t xml:space="preserve">in the live table (Area-prefixed rows).</w:t>
+        <w:t xml:space="preserve">567 twelve-column feature rows</w:t>
+      </w:r>
+      <w:r>
+        <w:t xml:space="preserve"> </w:t>
+      </w:r>
+      <w:r>
+        <w:t xml:space="preserve">in the live table (Area-prefixed rows; +3</w:t>
+      </w:r>
+      <w:r>
+        <w:t xml:space="preserve"> </w:t>
+      </w:r>
+      <w:r>
+        <w:t xml:space="preserve">new CLI flag rows added by the 2026-06-16 sweep).</w:t>
       </w:r>
     </w:p>
     <w:bookmarkStart w:id="9" w:name="rollup-by-overall"/>
@@ -313,7 +319,7 @@
               <w:pStyle w:val="Compact"/>
             </w:pPr>
             <w:r>
-              <w:t xml:space="preserve">333</w:t>
+              <w:t xml:space="preserve">324</w:t>
             </w:r>
           </w:p>
         </w:tc>
@@ -348,7 +354,7 @@
               <w:pStyle w:val="Compact"/>
             </w:pPr>
             <w:r>
-              <w:t xml:space="preserve">169</w:t>
+              <w:t xml:space="preserve">168</w:t>
             </w:r>
           </w:p>
         </w:tc>
@@ -418,18 +424,18 @@
               <w:pStyle w:val="Compact"/>
             </w:pPr>
             <w:r>
-              <w:t xml:space="preserve">10</w:t>
-            </w:r>
-          </w:p>
-        </w:tc>
-        <w:tc>
-          <w:tcPr/>
-          <w:p>
-            <w:pPr>
-              <w:pStyle w:val="Compact"/>
-            </w:pPr>
-            <w:r>
-              <w:t xml:space="preserve">real analyzed recording exists (📹 yes)</w:t>
+              <w:t xml:space="preserve">23</w:t>
+            </w:r>
+          </w:p>
+        </w:tc>
+        <w:tc>
+          <w:tcPr/>
+          <w:p>
+            <w:pPr>
+              <w:pStyle w:val="Compact"/>
+            </w:pPr>
+            <w:r>
+              <w:t xml:space="preserve">real analyzed recording exists (📹 yes) — +13 from the 2026-06-16 sweep</w:t>
             </w:r>
           </w:p>
         </w:tc>
@@ -496,7 +502,7 @@
                 <w:b/>
                 <w:bCs/>
               </w:rPr>
-              <w:t xml:space="preserve">564</w:t>
+              <w:t xml:space="preserve">567</w:t>
             </w:r>
           </w:p>
         </w:tc>
@@ -925,7 +931,8 @@
     <w:tbl>
       <w:tblPr>
         <w:tblStyle w:val="Table"/>
-        <w:tblW w:type="auto" w:w="0"/>
+        <w:tblW w:type="pct" w:w="5000"/>
+        <w:tblLayout w:type="fixed"/>
         <w:tblLook w:firstRow="1" w:lastRow="0" w:firstColumn="0" w:lastColumn="0" w:noHBand="0" w:noVBand="0" w:val="0020"/>
       </w:tblPr>
       <w:tblGrid>
@@ -978,7 +985,7 @@
               <w:pStyle w:val="Compact"/>
             </w:pPr>
             <w:r>
-              <w:t xml:space="preserve">10 rows</w:t>
+              <w:t xml:space="preserve">23 rows</w:t>
             </w:r>
           </w:p>
         </w:tc>
@@ -1002,7 +1009,7 @@
               <w:pStyle w:val="Compact"/>
             </w:pPr>
             <w:r>
-              <w:t xml:space="preserve">554 rows</w:t>
+              <w:t xml:space="preserve">544 rows</w:t>
             </w:r>
           </w:p>
         </w:tc>
@@ -1018,7 +1025,7 @@
               <w:rPr>
                 <w:rStyle w:val="VerbatimChar"/>
               </w:rPr>
-              <w:t xml:space="preserve">helixcode-*.mp4</w:t>
+              <w:t xml:space="preserve">helixcode-*</w:t>
             </w:r>
             <w:r>
               <w:t xml:space="preserve"> </w:t>
@@ -1035,7 +1042,7 @@
               <w:pStyle w:val="Compact"/>
             </w:pPr>
             <w:r>
-              <w:t xml:space="preserve">12</w:t>
+              <w:t xml:space="preserve">30+ (incl. 2026-06-16 CLI/API/TUI/Web sweep)</w:t>
             </w:r>
           </w:p>
         </w:tc>
@@ -1050,7 +1057,220 @@
           <w:b/>
           <w:bCs/>
         </w:rPr>
-        <w:t xml:space="preserve">Video-confirmed surfaces (real analyzed recordings):</w:t>
+        <w:t xml:space="preserve">Video-confirmation sweep 2026-06-16 (§11.4.153/§11.4.158)</w:t>
+      </w:r>
+      <w:r>
+        <w:t xml:space="preserve"> </w:t>
+      </w:r>
+      <w:r>
+        <w:t xml:space="preserve">— real DeepSeek,</w:t>
+      </w:r>
+      <w:r>
+        <w:t xml:space="preserve"> </w:t>
+      </w:r>
+      <w:r>
+        <w:t xml:space="preserve">fresh binaries, all analyzed:</w:t>
+      </w:r>
+      <w:r>
+        <w:t xml:space="preserve"> </w:t>
+      </w:r>
+      <w:r>
+        <w:rPr>
+          <w:b/>
+          <w:bCs/>
+        </w:rPr>
+        <w:t xml:space="preserve">CLI 9 features</w:t>
+      </w:r>
+      <w:r>
+        <w:t xml:space="preserve"> </w:t>
+      </w:r>
+      <w:r>
+        <w:t xml:space="preserve">(stream, generate, list-models,</w:t>
+      </w:r>
+      <w:r>
+        <w:t xml:space="preserve"> </w:t>
+      </w:r>
+      <w:r>
+        <w:t xml:space="preserve">command/os-exec, health, list-workers, notify, model+max-tokens, approval/permission),</w:t>
+      </w:r>
+      <w:r>
+        <w:t xml:space="preserve"> </w:t>
+      </w:r>
+      <w:r>
+        <w:rPr>
+          <w:b/>
+          <w:bCs/>
+        </w:rPr>
+        <w:t xml:space="preserve">API 5</w:t>
+      </w:r>
+      <w:r>
+        <w:t xml:space="preserve"> </w:t>
+      </w:r>
+      <w:r>
+        <w:t xml:space="preserve">(health, models [7-model catalog], generate [tokens=203], auth</w:t>
+      </w:r>
+      <w:r>
+        <w:t xml:space="preserve"> </w:t>
+      </w:r>
+      <w:r>
+        <w:t xml:space="preserve">[register/login-JWT/bad-pw], tasks-crud [401+UUID]),</w:t>
+      </w:r>
+      <w:r>
+        <w:t xml:space="preserve"> </w:t>
+      </w:r>
+      <w:r>
+        <w:rPr>
+          <w:b/>
+          <w:bCs/>
+        </w:rPr>
+        <w:t xml:space="preserve">TUI 2</w:t>
+      </w:r>
+      <w:r>
+        <w:t xml:space="preserve"> </w:t>
+      </w:r>
+      <w:r>
+        <w:t xml:space="preserve">(llm-chat DeepSeek</w:t>
+      </w:r>
+      <w:r>
+        <w:t xml:space="preserve"> </w:t>
+      </w:r>
+      <w:r>
+        <w:t xml:space="preserve">“capital of Japan is Tokyo”</w:t>
+      </w:r>
+      <w:r>
+        <w:t xml:space="preserve">, navigation/theme tour),</w:t>
+      </w:r>
+      <w:r>
+        <w:t xml:space="preserve"> </w:t>
+      </w:r>
+      <w:r>
+        <w:rPr>
+          <w:b/>
+          <w:bCs/>
+        </w:rPr>
+        <w:t xml:space="preserve">Web 2 incl. SSE streaming</w:t>
+      </w:r>
+      <w:r>
+        <w:t xml:space="preserve"> </w:t>
+      </w:r>
+      <w:r>
+        <w:t xml:space="preserve">(llm-console non-stream tokens=203, SSE</w:t>
+      </w:r>
+      <w:r>
+        <w:t xml:space="preserve"> </w:t>
+      </w:r>
+      <w:r>
+        <w:t xml:space="preserve">“Python,JavaScript,Rust”</w:t>
+      </w:r>
+      <w:r>
+        <w:t xml:space="preserve">). The</w:t>
+      </w:r>
+      <w:r>
+        <w:t xml:space="preserve"> </w:t>
+      </w:r>
+      <w:r>
+        <w:rPr>
+          <w:rStyle w:val="VerbatimChar"/>
+        </w:rPr>
+        <w:t xml:space="preserve">-stream</w:t>
+      </w:r>
+      <w:r>
+        <w:t xml:space="preserve"> </w:t>
+      </w:r>
+      <w:r>
+        <w:t xml:space="preserve">recording caught a §11.4.108 STALE-BINARY break (</w:t>
+      </w:r>
+      <w:r>
+        <w:rPr>
+          <w:rStyle w:val="VerbatimChar"/>
+        </w:rPr>
+        <w:t xml:space="preserve">invalid character 'd'</w:t>
+      </w:r>
+      <w:r>
+        <w:t xml:space="preserve">) →</w:t>
+      </w:r>
+      <w:r>
+        <w:t xml:space="preserve"> </w:t>
+      </w:r>
+      <w:r>
+        <w:t xml:space="preserve">rebuilt</w:t>
+      </w:r>
+      <w:r>
+        <w:t xml:space="preserve"> </w:t>
+      </w:r>
+      <w:r>
+        <w:rPr>
+          <w:rStyle w:val="VerbatimChar"/>
+        </w:rPr>
+        <w:t xml:space="preserve">bin/cli</w:t>
+      </w:r>
+      <w:r>
+        <w:t xml:space="preserve"> </w:t>
+      </w:r>
+      <w:r>
+        <w:t xml:space="preserve">→ fixed + §11.4.135 guard added — the anti-bluff payoff of</w:t>
+      </w:r>
+      <w:r>
+        <w:t xml:space="preserve"> </w:t>
+      </w:r>
+      <w:r>
+        <w:t xml:space="preserve">reading the recorded screen, not just producing a file.</w:t>
+      </w:r>
+      <w:r>
+        <w:t xml:space="preserve"> </w:t>
+      </w:r>
+      <w:r>
+        <w:rPr>
+          <w:b/>
+          <w:bCs/>
+        </w:rPr>
+        <w:t xml:space="preserve">GUI desktop/mobile</w:t>
+      </w:r>
+      <w:r>
+        <w:rPr>
+          <w:b/>
+          <w:bCs/>
+        </w:rPr>
+        <w:t xml:space="preserve"> </w:t>
+      </w:r>
+      <w:r>
+        <w:rPr>
+          <w:b/>
+          <w:bCs/>
+        </w:rPr>
+        <w:t xml:space="preserve">native-window video this sweep = host Screen-Recording TCC-blocked →</w:t>
+      </w:r>
+      <w:r>
+        <w:rPr>
+          <w:b/>
+          <w:bCs/>
+        </w:rPr>
+        <w:t xml:space="preserve"> </w:t>
+      </w:r>
+      <w:r>
+        <w:rPr>
+          <w:b/>
+          <w:bCs/>
+        </w:rPr>
+        <w:t xml:space="preserve">operator-attended §11.4.52 SKIP</w:t>
+      </w:r>
+      <w:r>
+        <w:t xml:space="preserve"> </w:t>
+      </w:r>
+      <w:r>
+        <w:t xml:space="preserve">(tracked, never faked green).</w:t>
+      </w:r>
+    </w:p>
+    <w:p>
+      <w:pPr>
+        <w:pStyle w:val="BodyText"/>
+      </w:pPr>
+      <w:r>
+        <w:rPr>
+          <w:b/>
+          <w:bCs/>
+        </w:rPr>
+        <w:t xml:space="preserve">Prior video-confirmed surfaces (rev2–5):</w:t>
       </w:r>
       <w:r>
         <w:t xml:space="preserve"> </w:t>

--- a/docs/features/Status_Summary.docx
+++ b/docs/features/Status_Summary.docx
@@ -14,7 +14,8 @@
     <w:tbl>
       <w:tblPr>
         <w:tblStyle w:val="Table"/>
-        <w:tblW w:type="auto" w:w="0"/>
+        <w:tblW w:type="pct" w:w="5000"/>
+        <w:tblLayout w:type="fixed"/>
         <w:tblLook w:firstRow="0" w:lastRow="0" w:firstColumn="0" w:lastColumn="0" w:noHBand="0" w:noVBand="0" w:val="0000"/>
       </w:tblPr>
       <w:tblGrid>
@@ -40,7 +41,7 @@
               <w:pStyle w:val="Compact"/>
             </w:pPr>
             <w:r>
-              <w:t xml:space="preserve">4</w:t>
+              <w:t xml:space="preserve">5</w:t>
             </w:r>
           </w:p>
         </w:tc>
@@ -88,7 +89,7 @@
               <w:pStyle w:val="Compact"/>
             </w:pPr>
             <w:r>
-              <w:t xml:space="preserve">2026-06-16</w:t>
+              <w:t xml:space="preserve">2026-06-22</w:t>
             </w:r>
           </w:p>
         </w:tc>
@@ -112,7 +113,7 @@
               <w:pStyle w:val="Compact"/>
             </w:pPr>
             <w:r>
-              <w:t xml:space="preserve">active (rev7 — 2026-06-16 video-confirmation sweep)</w:t>
+              <w:t xml:space="preserve">active (rev8 — HXC-107 code-reconciliation audit synced from Status.md rev8: internal-pkg 73→72, cli_agents 51→50, submodules 67-on-disk → 65 rowed + 2 documented exclusions)</w:t>
             </w:r>
           </w:p>
         </w:tc>
@@ -1397,13 +1398,13 @@
       </w:r>
     </w:p>
     <w:bookmarkEnd w:id="12"/>
-    <w:bookmarkStart w:id="13" w:name="X002bd645fb74c4ecbfd453149db8254e35c17ad"/>
+    <w:bookmarkStart w:id="13" w:name="X3fa44efe1819d293f588cced5fd47bc63f7f28f"/>
     <w:p>
       <w:pPr>
         <w:pStyle w:val="Heading2"/>
       </w:pPr>
       <w:r>
-        <w:t xml:space="preserve">Coverage completeness (rev6 gap-pass, 2026-06-16)</w:t>
+        <w:t xml:space="preserve">Coverage completeness (rev8 code-reconciliation, verified vs live tree 2026-06-22)</w:t>
       </w:r>
     </w:p>
     <w:p>
@@ -1425,7 +1426,7 @@
         <w:t xml:space="preserve"> </w:t>
       </w:r>
       <w:r>
-        <w:t xml:space="preserve">73/73 have ≥1 feature row (the last gap,</w:t>
+        <w:t xml:space="preserve">72/72 dirs have ≥1 feature row (71 with production code +</w:t>
       </w:r>
       <w:r>
         <w:t xml:space="preserve"> </w:t>
@@ -1437,7 +1438,40 @@
         <w:t xml:space="preserve">internal/i18n_wiring</w:t>
       </w:r>
       <w:r>
-        <w:t xml:space="preserve">, closed this rev). 234 internal-feature rows.</w:t>
+        <w:t xml:space="preserve">, the sole test-only dir). 234 internal-feature rows.</w:t>
+      </w:r>
+      <w:r>
+        <w:t xml:space="preserve"> </w:t>
+      </w:r>
+      <w:r>
+        <w:t xml:space="preserve">(rev8: count corrected 73→72 per</w:t>
+      </w:r>
+      <w:r>
+        <w:t xml:space="preserve"> </w:t>
+      </w:r>
+      <w:r>
+        <w:rPr>
+          <w:rStyle w:val="VerbatimChar"/>
+        </w:rPr>
+        <w:t xml:space="preserve">ls -d helix_code/internal/*/</w:t>
+      </w:r>
+      <w:r>
+        <w:t xml:space="preserve"> </w:t>
+      </w:r>
+      <w:r>
+        <w:t xml:space="preserve">= 72 — the prior</w:t>
+      </w:r>
+      <w:r>
+        <w:t xml:space="preserve"> </w:t>
+      </w:r>
+      <w:r>
+        <w:t xml:space="preserve">“73/73”</w:t>
+      </w:r>
+      <w:r>
+        <w:t xml:space="preserve"> </w:t>
+      </w:r>
+      <w:r>
+        <w:t xml:space="preserve">was an off-by-one.)</w:t>
       </w:r>
     </w:p>
     <w:p>
@@ -1496,13 +1530,86 @@
         <w:t xml:space="preserve"> </w:t>
       </w:r>
       <w:r>
-        <w:t xml:space="preserve">all 6 surfaces (CLI, TUI, Web, Desktop, Android, iOS) +</w:t>
-      </w:r>
-      <w:r>
-        <w:t xml:space="preserve"> </w:t>
-      </w:r>
-      <w:r>
-        <w:t xml:space="preserve">Aurora OS / Harmony OS rowed.</w:t>
+        <w:t xml:space="preserve">all 6</w:t>
+      </w:r>
+      <w:r>
+        <w:t xml:space="preserve"> </w:t>
+      </w:r>
+      <w:r>
+        <w:rPr>
+          <w:rStyle w:val="VerbatimChar"/>
+        </w:rPr>
+        <w:t xml:space="preserve">applications/*</w:t>
+      </w:r>
+      <w:r>
+        <w:t xml:space="preserve"> </w:t>
+      </w:r>
+      <w:r>
+        <w:t xml:space="preserve">dirs (Desktop, Terminal-UI, iOS, Android,</w:t>
+      </w:r>
+      <w:r>
+        <w:t xml:space="preserve"> </w:t>
+      </w:r>
+      <w:r>
+        <w:t xml:space="preserve">Aurora OS, Harmony OS) rowed; 8 client</w:t>
+      </w:r>
+      <w:r>
+        <w:t xml:space="preserve"> </w:t>
+      </w:r>
+      <w:r>
+        <w:rPr>
+          <w:i/>
+          <w:iCs/>
+        </w:rPr>
+        <w:t xml:space="preserve">surfaces</w:t>
+      </w:r>
+      <w:r>
+        <w:t xml:space="preserve"> </w:t>
+      </w:r>
+      <w:r>
+        <w:t xml:space="preserve">total counting CLI (</w:t>
+      </w:r>
+      <w:r>
+        <w:rPr>
+          <w:rStyle w:val="VerbatimChar"/>
+        </w:rPr>
+        <w:t xml:space="preserve">cmd/cli</w:t>
+      </w:r>
+      <w:r>
+        <w:t xml:space="preserve">) +</w:t>
+      </w:r>
+      <w:r>
+        <w:t xml:space="preserve"> </w:t>
+      </w:r>
+      <w:r>
+        <w:t xml:space="preserve">Web (</w:t>
+      </w:r>
+      <w:r>
+        <w:rPr>
+          <w:rStyle w:val="VerbatimChar"/>
+        </w:rPr>
+        <w:t xml:space="preserve">internal/server</w:t>
+      </w:r>
+      <w:r>
+        <w:t xml:space="preserve">). iOS/Android confirmed buildable rev8 (real Gradle/Xcode</w:t>
+      </w:r>
+      <w:r>
+        <w:t xml:space="preserve"> </w:t>
+      </w:r>
+      <w:r>
+        <w:t xml:space="preserve">chains + gomobile-bind artifacts present — prior</w:t>
+      </w:r>
+      <w:r>
+        <w:t xml:space="preserve"> </w:t>
+      </w:r>
+      <w:r>
+        <w:t xml:space="preserve">“not buildable”</w:t>
+      </w:r>
+      <w:r>
+        <w:t xml:space="preserve"> </w:t>
+      </w:r>
+      <w:r>
+        <w:t xml:space="preserve">claim struck).</w:t>
       </w:r>
     </w:p>
     <w:p>
@@ -1546,7 +1653,91 @@
         <w:t xml:space="preserve"> </w:t>
       </w:r>
       <w:r>
-        <w:t xml:space="preserve">50 inventoried (55 capability rows; principal features).</w:t>
+        <w:t xml:space="preserve">67 on disk (</w:t>
+      </w:r>
+      <w:r>
+        <w:rPr>
+          <w:rStyle w:val="VerbatimChar"/>
+        </w:rPr>
+        <w:t xml:space="preserve">ls -d submodules/*/</w:t>
+      </w:r>
+      <w:r>
+        <w:t xml:space="preserve">) → 65 carry ≥1</w:t>
+      </w:r>
+      <w:r>
+        <w:t xml:space="preserve"> </w:t>
+      </w:r>
+      <w:r>
+        <w:rPr>
+          <w:rStyle w:val="VerbatimChar"/>
+        </w:rPr>
+        <w:t xml:space="preserve">| submodule |</w:t>
+      </w:r>
+      <w:r>
+        <w:t xml:space="preserve"> </w:t>
+      </w:r>
+      <w:r>
+        <w:t xml:space="preserve">capability row + 2 documented exclusions (</w:t>
+      </w:r>
+      <w:r>
+        <w:rPr>
+          <w:rStyle w:val="VerbatimChar"/>
+        </w:rPr>
+        <w:t xml:space="preserve">docs_chain</w:t>
+      </w:r>
+      <w:r>
+        <w:t xml:space="preserve">,</w:t>
+      </w:r>
+      <w:r>
+        <w:t xml:space="preserve"> </w:t>
+      </w:r>
+      <w:r>
+        <w:rPr>
+          <w:rStyle w:val="VerbatimChar"/>
+        </w:rPr>
+        <w:t xml:space="preserve">challenges</w:t>
+      </w:r>
+      <w:r>
+        <w:t xml:space="preserve">) = 0 silently</w:t>
+      </w:r>
+      <w:r>
+        <w:t xml:space="preserve"> </w:t>
+      </w:r>
+      <w:r>
+        <w:t xml:space="preserve">missing (rev8:</w:t>
+      </w:r>
+      <w:r>
+        <w:t xml:space="preserve"> </w:t>
+      </w:r>
+      <w:r>
+        <w:rPr>
+          <w:rStyle w:val="VerbatimChar"/>
+        </w:rPr>
+        <w:t xml:space="preserve">claude-toolkit</w:t>
+      </w:r>
+      <w:r>
+        <w:t xml:space="preserve"> </w:t>
+      </w:r>
+      <w:r>
+        <w:t xml:space="preserve">row added; 135 feature rows across 65 distinct</w:t>
+      </w:r>
+      <w:r>
+        <w:t xml:space="preserve"> </w:t>
+      </w:r>
+      <w:r>
+        <w:t xml:space="preserve">names. The prior</w:t>
+      </w:r>
+      <w:r>
+        <w:t xml:space="preserve"> </w:t>
+      </w:r>
+      <w:r>
+        <w:t xml:space="preserve">“50 inventoried / 55 rows”</w:t>
+      </w:r>
+      <w:r>
+        <w:t xml:space="preserve"> </w:t>
+      </w:r>
+      <w:r>
+        <w:t xml:space="preserve">undercounted.)</w:t>
       </w:r>
     </w:p>
     <w:p>
@@ -1568,7 +1759,43 @@
         <w:t xml:space="preserve"> </w:t>
       </w:r>
       <w:r>
-        <w:t xml:space="preserve">33 rows (20 landed, 3 partial, 10 planned — honest).</w:t>
+        <w:t xml:space="preserve">33 rows (20 landed, 3 partial, 10 planned — honest), over</w:t>
+      </w:r>
+      <w:r>
+        <w:t xml:space="preserve"> </w:t>
+      </w:r>
+      <w:r>
+        <w:t xml:space="preserve">the 50-agent</w:t>
+      </w:r>
+      <w:r>
+        <w:t xml:space="preserve"> </w:t>
+      </w:r>
+      <w:r>
+        <w:rPr>
+          <w:rStyle w:val="VerbatimChar"/>
+        </w:rPr>
+        <w:t xml:space="preserve">cli_agents/</w:t>
+      </w:r>
+      <w:r>
+        <w:t xml:space="preserve"> </w:t>
+      </w:r>
+      <w:r>
+        <w:t xml:space="preserve">catalogue (= 50</w:t>
+      </w:r>
+      <w:r>
+        <w:t xml:space="preserve"> </w:t>
+      </w:r>
+      <w:r>
+        <w:rPr>
+          <w:rStyle w:val="VerbatimChar"/>
+        </w:rPr>
+        <w:t xml:space="preserve">.gitmodules</w:t>
+      </w:r>
+      <w:r>
+        <w:t xml:space="preserve"> </w:t>
+      </w:r>
+      <w:r>
+        <w:t xml:space="preserve">entries; rev8: 51→50).</w:t>
       </w:r>
     </w:p>
     <w:p>

--- a/docs/features/Status_Summary.docx
+++ b/docs/features/Status_Summary.docx
@@ -172,7 +172,7 @@
         <w:t xml:space="preserve"> </w:t>
       </w:r>
       <w:r>
-        <w:t xml:space="preserve">recordings land in</w:t>
+        <w:t xml:space="preserve">recordings land as DURABLE committed evidence under</w:t>
       </w:r>
       <w:r>
         <w:t xml:space="preserve"> </w:t>
@@ -181,16 +181,19 @@
         <w:rPr>
           <w:rStyle w:val="VerbatimChar"/>
         </w:rPr>
-        <w:t xml:space="preserve">/Volumes/T7/Downloads/Recordings</w:t>
-      </w:r>
-      <w:r>
-        <w:t xml:space="preserve">; an un-recorded feature is</w:t>
-      </w:r>
-      <w:r>
-        <w:t xml:space="preserve"> </w:t>
-      </w:r>
-      <w:r>
-        <w:t xml:space="preserve">honestly</w:t>
+        <w:t xml:space="preserve">docs/qa/</w:t>
+      </w:r>
+      <w:r>
+        <w:t xml:space="preserve"> </w:t>
+      </w:r>
+      <w:r>
+        <w:t xml:space="preserve">(NOT the rotatable</w:t>
+      </w:r>
+      <w:r>
+        <w:t xml:space="preserve"> </w:t>
+      </w:r>
+      <w:r>
+        <w:t xml:space="preserve">raw corpus — see the HXC-107 audit</w:t>
       </w:r>
       <w:r>
         <w:t xml:space="preserve"> </w:t>
@@ -199,6 +202,24 @@
         <w:rPr>
           <w:rStyle w:val="VerbatimChar"/>
         </w:rPr>
+        <w:t xml:space="preserve">docs/qa/HXC-107_ledger_audit.md</w:t>
+      </w:r>
+      <w:r>
+        <w:t xml:space="preserve">); an</w:t>
+      </w:r>
+      <w:r>
+        <w:t xml:space="preserve"> </w:t>
+      </w:r>
+      <w:r>
+        <w:t xml:space="preserve">un-recorded feature is honestly</w:t>
+      </w:r>
+      <w:r>
+        <w:t xml:space="preserve"> </w:t>
+      </w:r>
+      <w:r>
+        <w:rPr>
+          <w:rStyle w:val="VerbatimChar"/>
+        </w:rPr>
         <w:t xml:space="preserve">📹 pending</w:t>
       </w:r>
       <w:r>
@@ -211,7 +232,37 @@
         <w:t xml:space="preserve">no</w:t>
       </w:r>
       <w:r>
-        <w:t xml:space="preserve">, never bluffed green. Counts below are computed over</w:t>
+        <w:t xml:space="preserve">, never bluffed green. The</w:t>
+      </w:r>
+      <w:r>
+        <w:t xml:space="preserve"> </w:t>
+      </w:r>
+      <w:r>
+        <w:rPr>
+          <w:rStyle w:val="VerbatimChar"/>
+        </w:rPr>
+        <w:t xml:space="preserve">feature_video_evidence_gate.sh</w:t>
+      </w:r>
+      <w:r>
+        <w:t xml:space="preserve"> </w:t>
+      </w:r>
+      <w:r>
+        <w:t xml:space="preserve">gate (§11.4.86) mechanically fails if any</w:t>
+      </w:r>
+      <w:r>
+        <w:t xml:space="preserve"> </w:t>
+      </w:r>
+      <w:r>
+        <w:rPr>
+          <w:rStyle w:val="VerbatimChar"/>
+        </w:rPr>
+        <w:t xml:space="preserve">confirmed</w:t>
+      </w:r>
+      <w:r>
+        <w:t xml:space="preserve"> </w:t>
+      </w:r>
+      <w:r>
+        <w:t xml:space="preserve">row’s cited durable path goes missing. Counts below are computed over</w:t>
       </w:r>
       <w:r>
         <w:t xml:space="preserve"> </w:t>
@@ -233,13 +284,7 @@
         <w:t xml:space="preserve"> </w:t>
       </w:r>
       <w:r>
-        <w:t xml:space="preserve">in the live table (Area-prefixed rows; +3</w:t>
-      </w:r>
-      <w:r>
-        <w:t xml:space="preserve"> </w:t>
-      </w:r>
-      <w:r>
-        <w:t xml:space="preserve">new CLI flag rows added by the 2026-06-16 sweep).</w:t>
+        <w:t xml:space="preserve">in the live table.</w:t>
       </w:r>
     </w:p>
     <w:bookmarkStart w:id="9" w:name="rollup-by-overall"/>
@@ -320,18 +365,18 @@
               <w:pStyle w:val="Compact"/>
             </w:pPr>
             <w:r>
-              <w:t xml:space="preserve">324</w:t>
-            </w:r>
-          </w:p>
-        </w:tc>
-        <w:tc>
-          <w:tcPr/>
-          <w:p>
-            <w:pPr>
-              <w:pStyle w:val="Compact"/>
-            </w:pPr>
-            <w:r>
-              <w:t xml:space="preserve">real + tested, no analyzed video yet</w:t>
+              <w:t xml:space="preserve">337</w:t>
+            </w:r>
+          </w:p>
+        </w:tc>
+        <w:tc>
+          <w:tcPr/>
+          <w:p>
+            <w:pPr>
+              <w:pStyle w:val="Compact"/>
+            </w:pPr>
+            <w:r>
+              <w:t xml:space="preserve">real + tested, no DURABLE analyzed video yet</w:t>
             </w:r>
           </w:p>
         </w:tc>
@@ -425,18 +470,27 @@
               <w:pStyle w:val="Compact"/>
             </w:pPr>
             <w:r>
-              <w:t xml:space="preserve">23</w:t>
-            </w:r>
-          </w:p>
-        </w:tc>
-        <w:tc>
-          <w:tcPr/>
-          <w:p>
-            <w:pPr>
-              <w:pStyle w:val="Compact"/>
-            </w:pPr>
-            <w:r>
-              <w:t xml:space="preserve">real analyzed recording exists (📹 yes) — +13 from the 2026-06-16 sweep</w:t>
+              <w:t xml:space="preserve">10</w:t>
+            </w:r>
+          </w:p>
+        </w:tc>
+        <w:tc>
+          <w:tcPr/>
+          <w:p>
+            <w:pPr>
+              <w:pStyle w:val="Compact"/>
+            </w:pPr>
+            <w:r>
+              <w:t xml:space="preserve">real analyzed recording with DURABLE committed evidence (§11.4.83) — corrected down from 23 per the HXC-107 audit: the 13 rows the 2026-06-16 sweep marked confirmed cited the rotatable raw corpus (§11.4.154) with no durable anchor and were honestly reclassified</w:t>
+            </w:r>
+            <w:r>
+              <w:t xml:space="preserve"> </w:t>
+            </w:r>
+            <w:r>
+              <w:rPr>
+                <w:rStyle w:val="VerbatimChar"/>
+              </w:rPr>
+              <w:t xml:space="preserve">working-untaped</w:t>
             </w:r>
           </w:p>
         </w:tc>
